--- a/forms/06_진료기록/영양평가기록지_한국동물병원협회.docx
+++ b/forms/06_진료기록/영양평가기록지_한국동물병원협회.docx
@@ -192,7 +192,7 @@
                 <w:sz w:val="15"/>
                 <w:szCs w:val="15"/>
               </w:rPr>
-              <w:t xml:space="preserve">WSAVA 영양 평가 가이드라인(2011, JSAP) · 글로벌 영양 툴킷 기반 (참고용) — 모든 환자, 모든 내원 시 스크리닝 / 서식번호 KAHA-F-2603</w:t>
+              <w:t xml:space="preserve">모든 환자 · 모든 내원 시 영양 상태 선별 및 기록</w:t>
             </w:r>
           </w:p>
         </w:tc>
@@ -2497,62 +2497,6 @@
                 <w:szCs w:val="18"/>
               </w:rPr>
               <w:t xml:space="preserve">성명 : ______________ (서명)</w:t>
-            </w:r>
-          </w:p>
-        </w:tc>
-      </w:tr>
-    </w:tbl>
-    <w:tbl>
-      <w:tblPr>
-        <w:tblW w:type="dxa" w:w="10090"/>
-        <w:tblBorders>
-          <w:top w:val="single" w:color="auto" w:sz="4"/>
-          <w:left w:val="single" w:color="auto" w:sz="4"/>
-          <w:bottom w:val="single" w:color="auto" w:sz="4"/>
-          <w:right w:val="single" w:color="auto" w:sz="4"/>
-          <w:insideH w:val="single" w:color="auto" w:sz="4"/>
-          <w:insideV w:val="single" w:color="auto" w:sz="4"/>
-        </w:tblBorders>
-      </w:tblPr>
-      <w:tblGrid>
-        <w:gridCol w:w="10090"/>
-      </w:tblGrid>
-      <w:tr>
-        <w:trPr>
-          <w:trHeight w:val="320" w:hRule="exact"/>
-        </w:trPr>
-        <w:tc>
-          <w:tcPr>
-            <w:tcW w:type="dxa" w:w="10090"/>
-            <w:tcBorders>
-              <w:top w:val="single" w:color="035293" w:sz="8"/>
-              <w:left w:val="none" w:color="FFFFFF" w:sz="0"/>
-              <w:bottom w:val="none" w:color="FFFFFF" w:sz="0"/>
-              <w:right w:val="none" w:color="FFFFFF" w:sz="0"/>
-            </w:tcBorders>
-            <w:tcMar>
-              <w:top w:type="dxa" w:w="60"/>
-              <w:left w:type="dxa" w:w="0"/>
-              <w:bottom w:type="dxa" w:w="0"/>
-              <w:right w:type="dxa" w:w="0"/>
-            </w:tcMar>
-            <w:vAlign w:val="center"/>
-          </w:tcPr>
-          <w:p>
-            <w:pPr>
-              <w:spacing w:after="0" w:before="0" w:line="196" w:lineRule="exact"/>
-            </w:pPr>
-            <w:r>
-              <w:rPr>
-                <w:rFonts w:ascii="Malgun Gothic" w:eastAsia="Malgun Gothic" w:hAnsi="Malgun Gothic"/>
-                <w:b w:val="false"/>
-                <w:bCs w:val="false"/>
-                <w:snapToGrid w:val="false"/>
-                <w:color w:val="6B7683"/>
-                <w:sz w:val="14"/>
-                <w:szCs w:val="14"/>
-              </w:rPr>
-              <w:t xml:space="preserve">사단법인 한국동물병원협회 · 회원병원 실무 소식지 제공 양식 (KAHA-F-2603) — 병원 실정에 맞게 수정 후 사용하십시오.</w:t>
             </w:r>
           </w:p>
         </w:tc>

--- a/forms/06_진료기록/영양평가기록지_한국동물병원협회.docx
+++ b/forms/06_진료기록/영양평가기록지_한국동물병원협회.docx
@@ -165,7 +165,7 @@
       </w:tblGrid>
       <w:tr>
         <w:trPr>
-          <w:trHeight w:val="392" w:hRule="exact"/>
+          <w:trHeight w:val="470" w:hRule="exact"/>
         </w:trPr>
         <w:tc>
           <w:tcPr>
@@ -326,7 +326,7 @@
       </w:tr>
       <w:tr>
         <w:trPr>
-          <w:trHeight w:val="392" w:hRule="exact"/>
+          <w:trHeight w:val="470" w:hRule="exact"/>
         </w:trPr>
         <w:tc>
           <w:tcPr>
@@ -473,7 +473,7 @@
       </w:tr>
       <w:tr>
         <w:trPr>
-          <w:trHeight w:val="392" w:hRule="exact"/>
+          <w:trHeight w:val="470" w:hRule="exact"/>
         </w:trPr>
         <w:tc>
           <w:tcPr>
@@ -2033,11 +2033,6 @@
           </w:p>
           <w:p>
             <w:pPr>
-              <w:spacing w:after="0" w:before="0" w:line="120" w:lineRule="exact"/>
-            </w:pPr>
-          </w:p>
-          <w:p>
-            <w:pPr>
               <w:spacing w:after="0" w:before="0" w:line="182" w:lineRule="exact"/>
               <w:jc w:val="center"/>
             </w:pPr>
@@ -2498,18 +2493,18 @@
         </w:tblBorders>
       </w:tblPr>
       <w:tblGrid>
-        <w:gridCol w:w="2200"/>
+        <w:gridCol w:w="3180"/>
         <w:gridCol w:w="1100"/>
-        <w:gridCol w:w="5428"/>
+        <w:gridCol w:w="4448"/>
         <w:gridCol w:w="1250"/>
       </w:tblGrid>
       <w:tr>
         <w:trPr>
-          <w:trHeight w:val="510" w:hRule="exact"/>
+          <w:trHeight w:val="570" w:hRule="exact"/>
         </w:trPr>
         <w:tc>
           <w:tcPr>
-            <w:tcW w:type="dxa" w:w="2200"/>
+            <w:tcW w:type="dxa" w:w="3180"/>
             <w:tcBorders>
               <w:top w:val="none" w:color="FFFFFF" w:sz="0"/>
               <w:left w:val="none" w:color="FFFFFF" w:sz="0"/>
@@ -2524,23 +2519,315 @@
             </w:tcMar>
             <w:vAlign w:val="center"/>
           </w:tcPr>
-          <w:p>
-            <w:pPr>
-              <w:spacing w:after="0" w:before="0" w:line="238" w:lineRule="exact"/>
-            </w:pPr>
-            <w:r>
-              <w:rPr>
-                <w:rFonts w:ascii="Malgun Gothic" w:eastAsia="Malgun Gothic" w:hAnsi="Malgun Gothic"/>
-                <w:b w:val="false"/>
-                <w:bCs w:val="false"/>
-                <w:snapToGrid w:val="false"/>
-                <w:color w:val="333333"/>
-                <w:sz w:val="17"/>
-                <w:szCs w:val="17"/>
-              </w:rPr>
-              <w:t xml:space="preserve">20        년        월        일</w:t>
-            </w:r>
-          </w:p>
+          <w:tbl>
+            <w:tblPr>
+              <w:tblW w:type="dxa" w:w="3180"/>
+              <w:tblBorders>
+                <w:top w:val="single" w:color="auto" w:sz="4"/>
+                <w:left w:val="single" w:color="auto" w:sz="4"/>
+                <w:bottom w:val="single" w:color="auto" w:sz="4"/>
+                <w:right w:val="single" w:color="auto" w:sz="4"/>
+                <w:insideH w:val="single" w:color="auto" w:sz="4"/>
+                <w:insideV w:val="single" w:color="auto" w:sz="4"/>
+              </w:tblBorders>
+            </w:tblPr>
+            <w:tblGrid>
+              <w:gridCol w:w="400"/>
+              <w:gridCol w:w="620"/>
+              <w:gridCol w:w="300"/>
+              <w:gridCol w:w="620"/>
+              <w:gridCol w:w="300"/>
+              <w:gridCol w:w="620"/>
+              <w:gridCol w:w="300"/>
+              <w:gridCol w:w="280"/>
+            </w:tblGrid>
+            <w:tr>
+              <w:trPr>
+                <w:trHeight w:val="470" w:hRule="exact"/>
+              </w:trPr>
+              <w:tc>
+                <w:tcPr>
+                  <w:tcW w:type="dxa" w:w="400"/>
+                  <w:tcBorders>
+                    <w:top w:val="none" w:color="FFFFFF" w:sz="0"/>
+                    <w:left w:val="none" w:color="FFFFFF" w:sz="0"/>
+                    <w:bottom w:val="none" w:color="FFFFFF" w:sz="0"/>
+                    <w:right w:val="none" w:color="FFFFFF" w:sz="0"/>
+                  </w:tcBorders>
+                  <w:tcMar>
+                    <w:top w:type="dxa" w:w="0"/>
+                    <w:left w:type="dxa" w:w="20"/>
+                    <w:bottom w:type="dxa" w:w="0"/>
+                    <w:right w:type="dxa" w:w="20"/>
+                  </w:tcMar>
+                  <w:vAlign w:val="center"/>
+                </w:tcPr>
+                <w:p>
+                  <w:pPr>
+                    <w:spacing w:after="0" w:before="0" w:line="238" w:lineRule="exact"/>
+                  </w:pPr>
+                  <w:r>
+                    <w:rPr>
+                      <w:rFonts w:ascii="Malgun Gothic" w:eastAsia="Malgun Gothic" w:hAnsi="Malgun Gothic"/>
+                      <w:b w:val="false"/>
+                      <w:bCs w:val="false"/>
+                      <w:snapToGrid w:val="false"/>
+                      <w:color w:val="333333"/>
+                      <w:sz w:val="17"/>
+                      <w:szCs w:val="17"/>
+                    </w:rPr>
+                    <w:t xml:space="preserve">20</w:t>
+                  </w:r>
+                </w:p>
+              </w:tc>
+              <w:tc>
+                <w:tcPr>
+                  <w:tcW w:type="dxa" w:w="620"/>
+                  <w:tcBorders>
+                    <w:top w:val="none" w:color="FFFFFF" w:sz="0"/>
+                    <w:left w:val="none" w:color="FFFFFF" w:sz="0"/>
+                    <w:bottom w:val="single" w:color="9A9A9A" w:sz="4"/>
+                    <w:right w:val="none" w:color="FFFFFF" w:sz="0"/>
+                  </w:tcBorders>
+                  <w:tcMar>
+                    <w:top w:type="dxa" w:w="0"/>
+                    <w:left w:type="dxa" w:w="20"/>
+                    <w:bottom w:type="dxa" w:w="0"/>
+                    <w:right w:type="dxa" w:w="20"/>
+                  </w:tcMar>
+                  <w:vAlign w:val="center"/>
+                </w:tcPr>
+                <w:p>
+                  <w:pPr>
+                    <w:spacing w:after="0" w:before="0" w:line="238" w:lineRule="exact"/>
+                  </w:pPr>
+                  <w:r>
+                    <w:rPr>
+                      <w:rFonts w:ascii="Malgun Gothic" w:eastAsia="Malgun Gothic" w:hAnsi="Malgun Gothic"/>
+                      <w:b w:val="false"/>
+                      <w:bCs w:val="false"/>
+                      <w:snapToGrid w:val="false"/>
+                      <w:color w:val="333333"/>
+                      <w:sz w:val="17"/>
+                      <w:szCs w:val="17"/>
+                    </w:rPr>
+                    <w:t xml:space="preserve"/>
+                  </w:r>
+                </w:p>
+              </w:tc>
+              <w:tc>
+                <w:tcPr>
+                  <w:tcW w:type="dxa" w:w="300"/>
+                  <w:tcBorders>
+                    <w:top w:val="none" w:color="FFFFFF" w:sz="0"/>
+                    <w:left w:val="none" w:color="FFFFFF" w:sz="0"/>
+                    <w:bottom w:val="none" w:color="FFFFFF" w:sz="0"/>
+                    <w:right w:val="none" w:color="FFFFFF" w:sz="0"/>
+                  </w:tcBorders>
+                  <w:tcMar>
+                    <w:top w:type="dxa" w:w="0"/>
+                    <w:left w:type="dxa" w:w="20"/>
+                    <w:bottom w:type="dxa" w:w="0"/>
+                    <w:right w:type="dxa" w:w="20"/>
+                  </w:tcMar>
+                  <w:vAlign w:val="center"/>
+                </w:tcPr>
+                <w:p>
+                  <w:pPr>
+                    <w:spacing w:after="0" w:before="0" w:line="238" w:lineRule="exact"/>
+                  </w:pPr>
+                  <w:r>
+                    <w:rPr>
+                      <w:rFonts w:ascii="Malgun Gothic" w:eastAsia="Malgun Gothic" w:hAnsi="Malgun Gothic"/>
+                      <w:b w:val="false"/>
+                      <w:bCs w:val="false"/>
+                      <w:snapToGrid w:val="false"/>
+                      <w:color w:val="333333"/>
+                      <w:sz w:val="17"/>
+                      <w:szCs w:val="17"/>
+                    </w:rPr>
+                    <w:t xml:space="preserve">년</w:t>
+                  </w:r>
+                </w:p>
+              </w:tc>
+              <w:tc>
+                <w:tcPr>
+                  <w:tcW w:type="dxa" w:w="620"/>
+                  <w:tcBorders>
+                    <w:top w:val="none" w:color="FFFFFF" w:sz="0"/>
+                    <w:left w:val="none" w:color="FFFFFF" w:sz="0"/>
+                    <w:bottom w:val="single" w:color="9A9A9A" w:sz="4"/>
+                    <w:right w:val="none" w:color="FFFFFF" w:sz="0"/>
+                  </w:tcBorders>
+                  <w:tcMar>
+                    <w:top w:type="dxa" w:w="0"/>
+                    <w:left w:type="dxa" w:w="20"/>
+                    <w:bottom w:type="dxa" w:w="0"/>
+                    <w:right w:type="dxa" w:w="20"/>
+                  </w:tcMar>
+                  <w:vAlign w:val="center"/>
+                </w:tcPr>
+                <w:p>
+                  <w:pPr>
+                    <w:spacing w:after="0" w:before="0" w:line="238" w:lineRule="exact"/>
+                  </w:pPr>
+                  <w:r>
+                    <w:rPr>
+                      <w:rFonts w:ascii="Malgun Gothic" w:eastAsia="Malgun Gothic" w:hAnsi="Malgun Gothic"/>
+                      <w:b w:val="false"/>
+                      <w:bCs w:val="false"/>
+                      <w:snapToGrid w:val="false"/>
+                      <w:color w:val="333333"/>
+                      <w:sz w:val="17"/>
+                      <w:szCs w:val="17"/>
+                    </w:rPr>
+                    <w:t xml:space="preserve"/>
+                  </w:r>
+                </w:p>
+              </w:tc>
+              <w:tc>
+                <w:tcPr>
+                  <w:tcW w:type="dxa" w:w="300"/>
+                  <w:tcBorders>
+                    <w:top w:val="none" w:color="FFFFFF" w:sz="0"/>
+                    <w:left w:val="none" w:color="FFFFFF" w:sz="0"/>
+                    <w:bottom w:val="none" w:color="FFFFFF" w:sz="0"/>
+                    <w:right w:val="none" w:color="FFFFFF" w:sz="0"/>
+                  </w:tcBorders>
+                  <w:tcMar>
+                    <w:top w:type="dxa" w:w="0"/>
+                    <w:left w:type="dxa" w:w="20"/>
+                    <w:bottom w:type="dxa" w:w="0"/>
+                    <w:right w:type="dxa" w:w="20"/>
+                  </w:tcMar>
+                  <w:vAlign w:val="center"/>
+                </w:tcPr>
+                <w:p>
+                  <w:pPr>
+                    <w:spacing w:after="0" w:before="0" w:line="238" w:lineRule="exact"/>
+                  </w:pPr>
+                  <w:r>
+                    <w:rPr>
+                      <w:rFonts w:ascii="Malgun Gothic" w:eastAsia="Malgun Gothic" w:hAnsi="Malgun Gothic"/>
+                      <w:b w:val="false"/>
+                      <w:bCs w:val="false"/>
+                      <w:snapToGrid w:val="false"/>
+                      <w:color w:val="333333"/>
+                      <w:sz w:val="17"/>
+                      <w:szCs w:val="17"/>
+                    </w:rPr>
+                    <w:t xml:space="preserve">월</w:t>
+                  </w:r>
+                </w:p>
+              </w:tc>
+              <w:tc>
+                <w:tcPr>
+                  <w:tcW w:type="dxa" w:w="620"/>
+                  <w:tcBorders>
+                    <w:top w:val="none" w:color="FFFFFF" w:sz="0"/>
+                    <w:left w:val="none" w:color="FFFFFF" w:sz="0"/>
+                    <w:bottom w:val="single" w:color="9A9A9A" w:sz="4"/>
+                    <w:right w:val="none" w:color="FFFFFF" w:sz="0"/>
+                  </w:tcBorders>
+                  <w:tcMar>
+                    <w:top w:type="dxa" w:w="0"/>
+                    <w:left w:type="dxa" w:w="20"/>
+                    <w:bottom w:type="dxa" w:w="0"/>
+                    <w:right w:type="dxa" w:w="20"/>
+                  </w:tcMar>
+                  <w:vAlign w:val="center"/>
+                </w:tcPr>
+                <w:p>
+                  <w:pPr>
+                    <w:spacing w:after="0" w:before="0" w:line="238" w:lineRule="exact"/>
+                  </w:pPr>
+                  <w:r>
+                    <w:rPr>
+                      <w:rFonts w:ascii="Malgun Gothic" w:eastAsia="Malgun Gothic" w:hAnsi="Malgun Gothic"/>
+                      <w:b w:val="false"/>
+                      <w:bCs w:val="false"/>
+                      <w:snapToGrid w:val="false"/>
+                      <w:color w:val="333333"/>
+                      <w:sz w:val="17"/>
+                      <w:szCs w:val="17"/>
+                    </w:rPr>
+                    <w:t xml:space="preserve"/>
+                  </w:r>
+                </w:p>
+              </w:tc>
+              <w:tc>
+                <w:tcPr>
+                  <w:tcW w:type="dxa" w:w="300"/>
+                  <w:tcBorders>
+                    <w:top w:val="none" w:color="FFFFFF" w:sz="0"/>
+                    <w:left w:val="none" w:color="FFFFFF" w:sz="0"/>
+                    <w:bottom w:val="none" w:color="FFFFFF" w:sz="0"/>
+                    <w:right w:val="none" w:color="FFFFFF" w:sz="0"/>
+                  </w:tcBorders>
+                  <w:tcMar>
+                    <w:top w:type="dxa" w:w="0"/>
+                    <w:left w:type="dxa" w:w="20"/>
+                    <w:bottom w:type="dxa" w:w="0"/>
+                    <w:right w:type="dxa" w:w="20"/>
+                  </w:tcMar>
+                  <w:vAlign w:val="center"/>
+                </w:tcPr>
+                <w:p>
+                  <w:pPr>
+                    <w:spacing w:after="0" w:before="0" w:line="238" w:lineRule="exact"/>
+                  </w:pPr>
+                  <w:r>
+                    <w:rPr>
+                      <w:rFonts w:ascii="Malgun Gothic" w:eastAsia="Malgun Gothic" w:hAnsi="Malgun Gothic"/>
+                      <w:b w:val="false"/>
+                      <w:bCs w:val="false"/>
+                      <w:snapToGrid w:val="false"/>
+                      <w:color w:val="333333"/>
+                      <w:sz w:val="17"/>
+                      <w:szCs w:val="17"/>
+                    </w:rPr>
+                    <w:t xml:space="preserve">일</w:t>
+                  </w:r>
+                </w:p>
+              </w:tc>
+              <w:tc>
+                <w:tcPr>
+                  <w:tcW w:type="dxa" w:w="280"/>
+                  <w:tcBorders>
+                    <w:top w:val="none" w:color="FFFFFF" w:sz="0"/>
+                    <w:left w:val="none" w:color="FFFFFF" w:sz="0"/>
+                    <w:bottom w:val="none" w:color="FFFFFF" w:sz="0"/>
+                    <w:right w:val="none" w:color="FFFFFF" w:sz="0"/>
+                  </w:tcBorders>
+                  <w:tcMar>
+                    <w:top w:type="dxa" w:w="0"/>
+                    <w:left w:type="dxa" w:w="20"/>
+                    <w:bottom w:type="dxa" w:w="0"/>
+                    <w:right w:type="dxa" w:w="20"/>
+                  </w:tcMar>
+                  <w:vAlign w:val="center"/>
+                </w:tcPr>
+                <w:p>
+                  <w:pPr>
+                    <w:spacing w:after="0" w:before="0" w:line="238" w:lineRule="exact"/>
+                  </w:pPr>
+                  <w:r>
+                    <w:rPr>
+                      <w:rFonts w:ascii="Malgun Gothic" w:eastAsia="Malgun Gothic" w:hAnsi="Malgun Gothic"/>
+                      <w:b w:val="false"/>
+                      <w:bCs w:val="false"/>
+                      <w:snapToGrid w:val="false"/>
+                      <w:color w:val="333333"/>
+                      <w:sz w:val="17"/>
+                      <w:szCs w:val="17"/>
+                    </w:rPr>
+                    <w:t xml:space="preserve"/>
+                  </w:r>
+                </w:p>
+              </w:tc>
+            </w:tr>
+          </w:tbl>
+          <w:p/>
         </w:tc>
         <w:tc>
           <w:tcPr>
@@ -2579,7 +2866,7 @@
         </w:tc>
         <w:tc>
           <w:tcPr>
-            <w:tcW w:type="dxa" w:w="5428"/>
+            <w:tcW w:type="dxa" w:w="4448"/>
             <w:tcBorders>
               <w:top w:val="dotted" w:color="9A9A9A" w:sz="4"/>
               <w:left w:val="dotted" w:color="9A9A9A" w:sz="4"/>

--- a/forms/06_진료기록/영양평가기록지_한국동물병원협회.docx
+++ b/forms/06_진료기록/영양평가기록지_한국동물병원협회.docx
@@ -157,19 +157,19 @@
         </w:tblBorders>
       </w:tblPr>
       <w:tblGrid>
-        <w:gridCol w:w="1588"/>
         <w:gridCol w:w="1474"/>
-        <w:gridCol w:w="2721"/>
-        <w:gridCol w:w="1474"/>
-        <w:gridCol w:w="2721"/>
+        <w:gridCol w:w="1701"/>
+        <w:gridCol w:w="2551"/>
+        <w:gridCol w:w="1701"/>
+        <w:gridCol w:w="2551"/>
       </w:tblGrid>
       <w:tr>
         <w:trPr>
-          <w:trHeight w:val="470" w:hRule="exact"/>
+          <w:trHeight w:val="510" w:hRule="exact"/>
         </w:trPr>
         <w:tc>
           <w:tcPr>
-            <w:tcW w:type="dxa" w:w="1588"/>
+            <w:tcW w:type="dxa" w:w="1474"/>
             <w:vMerge w:val="restart"/>
             <w:tcBorders>
               <w:top w:val="single" w:color="BFBFBF" w:sz="4"/>
@@ -207,7 +207,7 @@
         </w:tc>
         <w:tc>
           <w:tcPr>
-            <w:tcW w:type="dxa" w:w="1474"/>
+            <w:tcW w:type="dxa" w:w="1701"/>
             <w:tcBorders>
               <w:top w:val="single" w:color="BFBFBF" w:sz="4"/>
               <w:left w:val="single" w:color="BFBFBF" w:sz="4"/>
@@ -243,7 +243,7 @@
         </w:tc>
         <w:tc>
           <w:tcPr>
-            <w:tcW w:type="dxa" w:w="2721"/>
+            <w:tcW w:type="dxa" w:w="2551"/>
             <w:tcBorders>
               <w:top w:val="single" w:color="BFBFBF" w:sz="4"/>
               <w:left w:val="single" w:color="BFBFBF" w:sz="4"/>
@@ -266,7 +266,7 @@
         </w:tc>
         <w:tc>
           <w:tcPr>
-            <w:tcW w:type="dxa" w:w="1474"/>
+            <w:tcW w:type="dxa" w:w="1701"/>
             <w:tcBorders>
               <w:top w:val="single" w:color="BFBFBF" w:sz="4"/>
               <w:left w:val="single" w:color="BFBFBF" w:sz="4"/>
@@ -302,7 +302,7 @@
         </w:tc>
         <w:tc>
           <w:tcPr>
-            <w:tcW w:type="dxa" w:w="2721"/>
+            <w:tcW w:type="dxa" w:w="2551"/>
             <w:tcBorders>
               <w:top w:val="single" w:color="BFBFBF" w:sz="4"/>
               <w:left w:val="single" w:color="BFBFBF" w:sz="4"/>
@@ -326,7 +326,7 @@
       </w:tr>
       <w:tr>
         <w:trPr>
-          <w:trHeight w:val="470" w:hRule="exact"/>
+          <w:trHeight w:val="510" w:hRule="exact"/>
         </w:trPr>
         <w:tc>
           <w:tcPr>
@@ -342,7 +342,7 @@
         </w:tc>
         <w:tc>
           <w:tcPr>
-            <w:tcW w:type="dxa" w:w="1474"/>
+            <w:tcW w:type="dxa" w:w="1701"/>
             <w:tcBorders>
               <w:top w:val="single" w:color="BFBFBF" w:sz="4"/>
               <w:left w:val="single" w:color="BFBFBF" w:sz="4"/>
@@ -378,7 +378,7 @@
         </w:tc>
         <w:tc>
           <w:tcPr>
-            <w:tcW w:type="dxa" w:w="2721"/>
+            <w:tcW w:type="dxa" w:w="2551"/>
             <w:tcBorders>
               <w:top w:val="single" w:color="BFBFBF" w:sz="4"/>
               <w:left w:val="single" w:color="BFBFBF" w:sz="4"/>
@@ -401,7 +401,7 @@
         </w:tc>
         <w:tc>
           <w:tcPr>
-            <w:tcW w:type="dxa" w:w="1474"/>
+            <w:tcW w:type="dxa" w:w="1701"/>
             <w:tcBorders>
               <w:top w:val="single" w:color="BFBFBF" w:sz="4"/>
               <w:left w:val="single" w:color="BFBFBF" w:sz="4"/>
@@ -437,7 +437,7 @@
         </w:tc>
         <w:tc>
           <w:tcPr>
-            <w:tcW w:type="dxa" w:w="2721"/>
+            <w:tcW w:type="dxa" w:w="2551"/>
             <w:tcBorders>
               <w:top w:val="single" w:color="BFBFBF" w:sz="4"/>
               <w:left w:val="single" w:color="BFBFBF" w:sz="4"/>
@@ -473,11 +473,11 @@
       </w:tr>
       <w:tr>
         <w:trPr>
-          <w:trHeight w:val="470" w:hRule="exact"/>
+          <w:trHeight w:val="510" w:hRule="exact"/>
         </w:trPr>
         <w:tc>
           <w:tcPr>
-            <w:tcW w:type="dxa" w:w="1588"/>
+            <w:tcW w:type="dxa" w:w="1474"/>
             <w:tcBorders>
               <w:top w:val="single" w:color="BFBFBF" w:sz="4"/>
               <w:left w:val="single" w:color="BFBFBF" w:sz="4"/>
@@ -514,7 +514,7 @@
         </w:tc>
         <w:tc>
           <w:tcPr>
-            <w:tcW w:type="dxa" w:w="1474"/>
+            <w:tcW w:type="dxa" w:w="1701"/>
             <w:tcBorders>
               <w:top w:val="single" w:color="BFBFBF" w:sz="4"/>
               <w:left w:val="single" w:color="BFBFBF" w:sz="4"/>
@@ -550,7 +550,7 @@
         </w:tc>
         <w:tc>
           <w:tcPr>
-            <w:tcW w:type="dxa" w:w="2721"/>
+            <w:tcW w:type="dxa" w:w="2551"/>
             <w:tcBorders>
               <w:top w:val="single" w:color="BFBFBF" w:sz="4"/>
               <w:left w:val="single" w:color="BFBFBF" w:sz="4"/>
@@ -573,7 +573,7 @@
         </w:tc>
         <w:tc>
           <w:tcPr>
-            <w:tcW w:type="dxa" w:w="1474"/>
+            <w:tcW w:type="dxa" w:w="1701"/>
             <w:tcBorders>
               <w:top w:val="single" w:color="BFBFBF" w:sz="4"/>
               <w:left w:val="single" w:color="BFBFBF" w:sz="4"/>
@@ -609,7 +609,7 @@
         </w:tc>
         <w:tc>
           <w:tcPr>
-            <w:tcW w:type="dxa" w:w="2721"/>
+            <w:tcW w:type="dxa" w:w="2551"/>
             <w:tcBorders>
               <w:top w:val="single" w:color="BFBFBF" w:sz="4"/>
               <w:left w:val="single" w:color="BFBFBF" w:sz="4"/>
@@ -634,7 +634,7 @@
     </w:tbl>
     <w:p>
       <w:pPr>
-        <w:spacing w:after="0" w:before="0" w:line="240" w:lineRule="exact"/>
+        <w:spacing w:after="0" w:before="0" w:line="170" w:lineRule="exact"/>
       </w:pPr>
     </w:p>
     <w:tbl>
@@ -1123,13 +1123,17 @@
               </w:tc>
             </w:tr>
           </w:tbl>
-          <w:p/>
+          <w:p>
+            <w:pPr>
+              <w:spacing w:after="0" w:before="0" w:line="20" w:lineRule="exact"/>
+            </w:pPr>
+          </w:p>
         </w:tc>
       </w:tr>
     </w:tbl>
     <w:p>
       <w:pPr>
-        <w:spacing w:after="0" w:before="0" w:line="240" w:lineRule="exact"/>
+        <w:spacing w:after="0" w:before="0" w:line="170" w:lineRule="exact"/>
       </w:pPr>
     </w:p>
     <w:tbl>
@@ -1957,7 +1961,7 @@
     </w:tbl>
     <w:p>
       <w:pPr>
-        <w:spacing w:after="0" w:before="0" w:line="240" w:lineRule="exact"/>
+        <w:spacing w:after="0" w:before="0" w:line="170" w:lineRule="exact"/>
       </w:pPr>
     </w:p>
     <w:tbl>
@@ -1978,7 +1982,7 @@
       </w:tblGrid>
       <w:tr>
         <w:trPr>
-          <w:trHeight w:val="851" w:hRule="exact"/>
+          <w:trHeight w:val="936" w:hRule="exact"/>
         </w:trPr>
         <w:tc>
           <w:tcPr>
@@ -2104,7 +2108,7 @@
     </w:tbl>
     <w:p>
       <w:pPr>
-        <w:spacing w:after="0" w:before="0" w:line="240" w:lineRule="exact"/>
+        <w:spacing w:after="0" w:before="0" w:line="170" w:lineRule="exact"/>
       </w:pPr>
     </w:p>
     <w:tbl>
@@ -2125,7 +2129,7 @@
       </w:tblGrid>
       <w:tr>
         <w:trPr>
-          <w:trHeight w:val="3686" w:hRule="exact"/>
+          <w:trHeight w:val="3827" w:hRule="exact"/>
         </w:trPr>
         <w:tc>
           <w:tcPr>
@@ -2471,13 +2475,17 @@
               </w:tc>
             </w:tr>
           </w:tbl>
-          <w:p/>
+          <w:p>
+            <w:pPr>
+              <w:spacing w:after="0" w:before="0" w:line="20" w:lineRule="exact"/>
+            </w:pPr>
+          </w:p>
         </w:tc>
       </w:tr>
     </w:tbl>
     <w:p>
       <w:pPr>
-        <w:spacing w:after="0" w:before="0" w:line="240" w:lineRule="exact"/>
+        <w:spacing w:after="0" w:before="0" w:line="170" w:lineRule="exact"/>
       </w:pPr>
     </w:p>
     <w:tbl>
@@ -2827,7 +2835,11 @@
               </w:tc>
             </w:tr>
           </w:tbl>
-          <w:p/>
+          <w:p>
+            <w:pPr>
+              <w:spacing w:after="0" w:before="0" w:line="20" w:lineRule="exact"/>
+            </w:pPr>
+          </w:p>
         </w:tc>
         <w:tc>
           <w:tcPr>
@@ -2947,10 +2959,10 @@
       <w:pgSz w:w="11906" w:h="16838" w:orient="portrait"/>
       <w:pgMar w:top="851" w:right="964" w:bottom="1701" w:left="964" w:header="340" w:footer="794" w:gutter="0"/>
       <w:pgBorders w:display="allPages" w:offsetFrom="page" w:zOrder="back">
-        <w:top w:val="single" w:color="1B3A5C" w:sz="18" w:space="20"/>
-        <w:left w:val="single" w:color="1B3A5C" w:sz="18" w:space="20"/>
-        <w:bottom w:val="single" w:color="1B3A5C" w:sz="18" w:space="20"/>
-        <w:right w:val="single" w:color="1B3A5C" w:sz="18" w:space="20"/>
+        <w:top w:val="single" w:color="1B3A5C" w:sz="18" w:space="27"/>
+        <w:left w:val="single" w:color="1B3A5C" w:sz="18" w:space="27"/>
+        <w:bottom w:val="single" w:color="1B3A5C" w:sz="18" w:space="27"/>
+        <w:right w:val="single" w:color="1B3A5C" w:sz="18" w:space="27"/>
       </w:pgBorders>
       <w:pgNumType/>
       <w:docGrid w:linePitch="360"/>

--- a/forms/06_진료기록/영양평가기록지_한국동물병원협회.docx
+++ b/forms/06_진료기록/영양평가기록지_한국동물병원협회.docx
@@ -165,7 +165,7 @@
       </w:tblGrid>
       <w:tr>
         <w:trPr>
-          <w:trHeight w:val="510" w:hRule="exact"/>
+          <w:trHeight w:val="690" w:hRule="exact"/>
         </w:trPr>
         <w:tc>
           <w:tcPr>
@@ -326,7 +326,7 @@
       </w:tr>
       <w:tr>
         <w:trPr>
-          <w:trHeight w:val="510" w:hRule="exact"/>
+          <w:trHeight w:val="690" w:hRule="exact"/>
         </w:trPr>
         <w:tc>
           <w:tcPr>
@@ -473,7 +473,7 @@
       </w:tr>
       <w:tr>
         <w:trPr>
-          <w:trHeight w:val="510" w:hRule="exact"/>
+          <w:trHeight w:val="690" w:hRule="exact"/>
         </w:trPr>
         <w:tc>
           <w:tcPr>

--- a/forms/06_진료기록/영양평가기록지_한국동물병원협회.docx
+++ b/forms/06_진료기록/영양평가기록지_한국동물병원협회.docx
@@ -2922,7 +2922,7 @@
             </w:tcBorders>
             <w:tcMar>
               <w:top w:type="dxa" w:w="0"/>
-              <w:left w:type="dxa" w:w="60"/>
+              <w:left w:type="dxa" w:w="40"/>
               <w:bottom w:type="dxa" w:w="0"/>
               <w:right w:type="dxa" w:w="0"/>
             </w:tcMar>
@@ -2930,7 +2930,7 @@
           </w:tcPr>
           <w:p>
             <w:pPr>
-              <w:spacing w:after="0" w:before="0" w:line="196" w:lineRule="exact"/>
+              <w:spacing w:after="0" w:before="0" w:line="182" w:lineRule="exact"/>
             </w:pPr>
             <w:r>
               <w:rPr>
@@ -2939,8 +2939,8 @@
                 <w:bCs w:val="false"/>
                 <w:snapToGrid w:val="false"/>
                 <w:color w:val="767676"/>
-                <w:sz w:val="14"/>
-                <w:szCs w:val="14"/>
+                <w:sz w:val="13"/>
+                <w:szCs w:val="13"/>
               </w:rPr>
               <w:t xml:space="preserve">(서명 또는 인)</w:t>
             </w:r>
